--- a/backend/app/templates/equipment/protokol_zwrotu.docx
+++ b/backend/app/templates/equipment/protokol_zwrotu.docx
@@ -151,20 +151,22 @@
         <w:tblStyle w:val="TableGrid"/>
         <w:tblW w:type="auto" w:w="0"/>
         <w:jc w:val="center"/>
+        <w:tblLayout w:type="fixed"/>
         <w:tblLook w:firstColumn="1" w:firstRow="1" w:lastColumn="0" w:lastRow="0" w:noHBand="0" w:noVBand="1" w:val="04A0"/>
+        <w:tblLayout w:type="fixed"/>
       </w:tblPr>
       <w:tblGrid>
-        <w:gridCol w:w="1744"/>
-        <w:gridCol w:w="1744"/>
-        <w:gridCol w:w="1744"/>
-        <w:gridCol w:w="1744"/>
-        <w:gridCol w:w="1744"/>
-        <w:gridCol w:w="1744"/>
+        <w:gridCol w:w="567"/>
+        <w:gridCol w:w="2811"/>
+        <w:gridCol w:w="2643"/>
+        <w:gridCol w:w="992"/>
+        <w:gridCol w:w="1843"/>
+        <w:gridCol w:w="1275"/>
       </w:tblGrid>
       <w:tr>
         <w:tc>
           <w:tcPr>
-            <w:tcW w:type="dxa" w:w="418"/>
+            <w:tcW w:type="dxa" w:w="567"/>
           </w:tcPr>
           <w:p>
             <w:pPr>
@@ -182,7 +184,7 @@
         </w:tc>
         <w:tc>
           <w:tcPr>
-            <w:tcW w:type="dxa" w:w="2960"/>
+            <w:tcW w:type="dxa" w:w="2811"/>
           </w:tcPr>
           <w:p>
             <w:pPr>
@@ -274,7 +276,7 @@
       <w:tr>
         <w:tc>
           <w:tcPr>
-            <w:tcW w:type="dxa" w:w="418"/>
+            <w:tcW w:type="dxa" w:w="567"/>
           </w:tcPr>
           <w:p>
             <w:r>
@@ -289,7 +291,7 @@
         </w:tc>
         <w:tc>
           <w:tcPr>
-            <w:tcW w:type="dxa" w:w="2960"/>
+            <w:tcW w:type="dxa" w:w="2811"/>
           </w:tcPr>
           <w:p/>
         </w:tc>
@@ -321,7 +323,7 @@
       <w:tr>
         <w:tc>
           <w:tcPr>
-            <w:tcW w:type="dxa" w:w="418"/>
+            <w:tcW w:type="dxa" w:w="567"/>
           </w:tcPr>
           <w:p>
             <w:r>
@@ -336,7 +338,7 @@
         </w:tc>
         <w:tc>
           <w:tcPr>
-            <w:tcW w:type="dxa" w:w="2960"/>
+            <w:tcW w:type="dxa" w:w="2811"/>
           </w:tcPr>
           <w:p>
             <w:r>
@@ -425,7 +427,7 @@
       <w:tr>
         <w:tc>
           <w:tcPr>
-            <w:tcW w:type="dxa" w:w="418"/>
+            <w:tcW w:type="dxa" w:w="567"/>
           </w:tcPr>
           <w:p>
             <w:r>
@@ -440,7 +442,7 @@
         </w:tc>
         <w:tc>
           <w:tcPr>
-            <w:tcW w:type="dxa" w:w="2960"/>
+            <w:tcW w:type="dxa" w:w="2811"/>
           </w:tcPr>
           <w:p/>
         </w:tc>
@@ -514,67 +516,197 @@
     <w:p>
       <w:pPr>
         <w:spacing w:line="300" w:lineRule="exact"/>
-        <w:jc w:val="center"/>
       </w:pPr>
     </w:p>
-    <w:p>
-      <w:pPr>
-        <w:spacing w:line="300" w:lineRule="exact"/>
-      </w:pPr>
-      <w:r>
-        <w:rPr>
-          <w:rFonts w:ascii="Cambria" w:hAnsi="Cambria"/>
-          <w:b/>
-          <w:sz w:val="22"/>
-        </w:rPr>
-        <w:t xml:space="preserve">                  </w:t>
-      </w:r>
-      <w:r>
-        <w:rPr>
-          <w:rFonts w:ascii="Cambria" w:hAnsi="Cambria"/>
-          <w:b/>
-          <w:sz w:val="22"/>
-        </w:rPr>
-        <w:t>Strona przekazująca</w:t>
-      </w:r>
-      <w:r>
-        <w:rPr>
-          <w:rFonts w:ascii="Cambria" w:hAnsi="Cambria"/>
-          <w:b w:val="0"/>
-        </w:rPr>
-        <w:tab/>
-        <w:tab/>
-        <w:tab/>
-        <w:tab/>
-        <w:tab/>
-        <w:tab/>
-        <w:t xml:space="preserve">    </w:t>
-      </w:r>
-      <w:r>
-        <w:rPr>
-          <w:rFonts w:ascii="Cambria" w:hAnsi="Cambria"/>
-          <w:b/>
-          <w:sz w:val="22"/>
-        </w:rPr>
-        <w:t>Strona przyjmująca</w:t>
-      </w:r>
-    </w:p>
-    <w:p>
-      <w:pPr>
-        <w:spacing w:line="300" w:lineRule="exact"/>
+    <w:tbl>
+      <w:tblPr>
+        <w:tblW w:type="auto" w:w="0"/>
         <w:jc w:val="center"/>
-      </w:pPr>
-      <w:r>
-        <w:rPr>
-          <w:rFonts w:ascii="Cambria" w:hAnsi="Cambria"/>
-          <w:b w:val="0"/>
-          <w:sz w:val="22"/>
-        </w:rPr>
-        <w:t xml:space="preserve">(podpis)                                                </w:t>
-        <w:tab/>
-        <w:t xml:space="preserve">                                                    (podpis)</w:t>
-      </w:r>
-    </w:p>
+        <w:tblLayout w:type="fixed"/>
+        <w:tblLook w:firstColumn="1" w:firstRow="1" w:lastColumn="0" w:lastRow="0" w:noHBand="0" w:noVBand="1" w:val="04A0"/>
+        <w:tblLayout w:type="fixed"/>
+      </w:tblPr>
+      <w:tblGrid>
+        <w:gridCol w:w="5233"/>
+        <w:gridCol w:w="5233"/>
+      </w:tblGrid>
+      <w:tr>
+        <w:tc>
+          <w:tcPr>
+            <w:tcW w:type="dxa" w:w="5233"/>
+          </w:tcPr>
+          <w:p>
+            <w:pPr>
+              <w:jc w:val="center"/>
+            </w:pPr>
+            <w:r>
+              <w:rPr>
+                <w:rFonts w:ascii="Cambria" w:hAnsi="Cambria"/>
+                <w:b/>
+                <w:sz w:val="22"/>
+              </w:rPr>
+              <w:t>Strona przekazująca</w:t>
+            </w:r>
+          </w:p>
+        </w:tc>
+        <w:tc>
+          <w:tcPr>
+            <w:tcW w:type="dxa" w:w="5233"/>
+          </w:tcPr>
+          <w:p>
+            <w:pPr>
+              <w:jc w:val="center"/>
+            </w:pPr>
+            <w:r>
+              <w:rPr>
+                <w:rFonts w:ascii="Cambria" w:hAnsi="Cambria"/>
+                <w:b/>
+                <w:sz w:val="22"/>
+              </w:rPr>
+              <w:t>Strona przyjmująca</w:t>
+            </w:r>
+          </w:p>
+        </w:tc>
+      </w:tr>
+      <w:tr>
+        <w:tc>
+          <w:tcPr>
+            <w:tcW w:type="dxa" w:w="5233"/>
+          </w:tcPr>
+          <w:p>
+            <w:pPr>
+              <w:jc w:val="center"/>
+            </w:pPr>
+            <w:r>
+              <w:rPr>
+                <w:rFonts w:ascii="Calibri" w:hAnsi="Calibri"/>
+                <w:b w:val="0"/>
+                <w:sz w:val="20"/>
+              </w:rPr>
+              <w:t>{{ holder_name }}</w:t>
+            </w:r>
+          </w:p>
+        </w:tc>
+        <w:tc>
+          <w:tcPr>
+            <w:tcW w:type="dxa" w:w="5233"/>
+          </w:tcPr>
+          <w:p>
+            <w:pPr>
+              <w:jc w:val="center"/>
+            </w:pPr>
+            <w:r>
+              <w:rPr>
+                <w:rFonts w:ascii="Calibri" w:hAnsi="Calibri"/>
+                <w:b w:val="0"/>
+                <w:sz w:val="20"/>
+              </w:rPr>
+              <w:t>{{ issuer_name }}</w:t>
+            </w:r>
+          </w:p>
+        </w:tc>
+      </w:tr>
+      <w:tr>
+        <w:tc>
+          <w:tcPr>
+            <w:tcW w:type="dxa" w:w="5233"/>
+          </w:tcPr>
+          <w:p>
+            <w:pPr>
+              <w:jc w:val="center"/>
+            </w:pPr>
+            <w:r>
+              <w:rPr>
+                <w:rFonts w:ascii="Cambria" w:hAnsi="Cambria"/>
+                <w:b w:val="0"/>
+                <w:sz w:val="18"/>
+              </w:rPr>
+              <w:t>............................................................</w:t>
+            </w:r>
+          </w:p>
+        </w:tc>
+        <w:tc>
+          <w:tcPr>
+            <w:tcW w:type="dxa" w:w="5233"/>
+          </w:tcPr>
+          <w:p>
+            <w:pPr>
+              <w:jc w:val="center"/>
+            </w:pPr>
+            <w:r>
+              <w:rPr>
+                <w:rFonts w:ascii="Cambria" w:hAnsi="Cambria"/>
+                <w:b w:val="0"/>
+                <w:sz w:val="18"/>
+              </w:rPr>
+              <w:t>............................................................</w:t>
+            </w:r>
+          </w:p>
+        </w:tc>
+      </w:tr>
+      <w:tr>
+        <w:tc>
+          <w:tcPr>
+            <w:tcW w:type="dxa" w:w="5233"/>
+          </w:tcPr>
+          <w:p>
+            <w:pPr>
+              <w:jc w:val="center"/>
+            </w:pPr>
+            <w:r>
+              <w:rPr>
+                <w:rFonts w:ascii="Cambria" w:hAnsi="Cambria"/>
+                <w:b w:val="0"/>
+                <w:sz w:val="18"/>
+              </w:rPr>
+              <w:t>(podpis)</w:t>
+            </w:r>
+          </w:p>
+          <w:p>
+            <w:pPr>
+              <w:jc w:val="center"/>
+            </w:pPr>
+            <w:r>
+              <w:rPr>
+                <w:rFonts w:ascii="Calibri" w:hAnsi="Calibri"/>
+                <w:sz w:val="16"/>
+              </w:rPr>
+              <w:t>{{ holder_signature }}</w:t>
+            </w:r>
+          </w:p>
+        </w:tc>
+        <w:tc>
+          <w:tcPr>
+            <w:tcW w:type="dxa" w:w="5233"/>
+          </w:tcPr>
+          <w:p>
+            <w:pPr>
+              <w:jc w:val="center"/>
+            </w:pPr>
+            <w:r>
+              <w:rPr>
+                <w:rFonts w:ascii="Cambria" w:hAnsi="Cambria"/>
+                <w:b w:val="0"/>
+                <w:sz w:val="18"/>
+              </w:rPr>
+              <w:t>(podpis)</w:t>
+            </w:r>
+          </w:p>
+          <w:p>
+            <w:pPr>
+              <w:jc w:val="center"/>
+            </w:pPr>
+            <w:r>
+              <w:rPr>
+                <w:rFonts w:ascii="Calibri" w:hAnsi="Calibri"/>
+                <w:sz w:val="16"/>
+              </w:rPr>
+              <w:t>{{ issuer_signature }}</w:t>
+            </w:r>
+          </w:p>
+        </w:tc>
+      </w:tr>
+    </w:tbl>
     <w:sectPr>
       <w:pgSz w:w="11906" w:h="16838"/>
       <w:pgMar w:top="720" w:right="720" w:bottom="720" w:left="720" w:header="720" w:footer="720" w:gutter="0"/>
